--- a/AirLLM_Etude_Impacts_Securite.docx
+++ b/AirLLM_Etude_Impacts_Securite.docx
@@ -1478,10 +1478,10 @@
         <w:rPr>
           <w:b/>
         </w:rPr>
-        <w:t xml:space="preserve">Code distant résiduel — </w:t>
+        <w:t xml:space="preserve">Code distant — </w:t>
       </w:r>
       <w:r>
-        <w:t>get_tokenizer() (airllm_base.py) et le chemin MLX conservent trust_remote_code=True implicite — un refactor plus large serait nécessaire ;</w:t>
+        <w:t>get_tokenizer() (airllm_base.py, MLX et Baichuan) applique désormais la politique trust_remote_code tri-état résolue à l'initialisation (None = auto natif puis repli, True = distant, False = jamais de code distant), au lieu de forcer True ;</w:t>
       </w:r>
     </w:p>
     <w:p>
